--- a/round1/output/docx_sections/CPO CPO Co-Ordinator.docx
+++ b/round1/output/docx_sections/CPO CPO Co-Ordinator.docx
@@ -8,7 +8,7 @@
       </w:pPr>
       <w:r>
         <w:rPr>
-          <w:rFonts w:ascii="Aptos Display" w:hAnsi="Aptos Display"/>
+          <w:rFonts w:ascii="Aptos" w:hAnsi="Aptos"/>
           <w:b w:val="0"/>
           <w:i w:val="0"/>
           <w:color w:val="0F4761"/>
@@ -18,7 +18,7 @@
       </w:r>
       <w:r>
         <w:rPr>
-          <w:rFonts w:ascii="Aptos Display" w:hAnsi="Aptos Display"/>
+          <w:rFonts w:ascii="Aptos" w:hAnsi="Aptos"/>
           <w:b w:val="0"/>
           <w:i w:val="0"/>
           <w:color w:val="0F4761"/>
@@ -80,7 +80,7 @@
       </w:r>
       <w:r>
         <w:rPr>
-          <w:rFonts w:ascii="Arial" w:hAnsi="Arial"/>
+          <w:rFonts w:ascii="Aptos" w:hAnsi="Aptos"/>
           <w:b w:val="0"/>
           <w:i w:val="0"/>
           <w:color w:val="000000"/>
@@ -93,7 +93,7 @@
       <w:pPr/>
       <w:r>
         <w:rPr>
-          <w:rFonts w:ascii="Arial" w:hAnsi="Arial"/>
+          <w:rFonts w:ascii="Aptos" w:hAnsi="Aptos"/>
           <w:b w:val="0"/>
           <w:i w:val="0"/>
           <w:color w:val="000000"/>
@@ -123,7 +123,7 @@
       </w:pPr>
       <w:r>
         <w:rPr>
-          <w:rFonts w:ascii="Arial" w:hAnsi="Arial"/>
+          <w:rFonts w:ascii="Aptos" w:hAnsi="Aptos"/>
           <w:b/>
           <w:i w:val="0"/>
           <w:color w:val="000000"/>
@@ -133,7 +133,7 @@
       </w:r>
       <w:r>
         <w:rPr>
-          <w:rFonts w:ascii="Arial" w:hAnsi="Arial"/>
+          <w:rFonts w:ascii="Aptos" w:hAnsi="Aptos"/>
           <w:b w:val="0"/>
           <w:i w:val="0"/>
           <w:color w:val="000000"/>
@@ -148,7 +148,7 @@
       </w:pPr>
       <w:r>
         <w:rPr>
-          <w:rFonts w:ascii="Arial" w:hAnsi="Arial"/>
+          <w:rFonts w:ascii="Aptos" w:hAnsi="Aptos"/>
           <w:b/>
           <w:i w:val="0"/>
           <w:color w:val="000000"/>
@@ -158,7 +158,7 @@
       </w:r>
       <w:r>
         <w:rPr>
-          <w:rFonts w:ascii="Arial" w:hAnsi="Arial"/>
+          <w:rFonts w:ascii="Aptos" w:hAnsi="Aptos"/>
           <w:b w:val="0"/>
           <w:i w:val="0"/>
           <w:color w:val="000000"/>
@@ -173,7 +173,7 @@
       </w:pPr>
       <w:r>
         <w:rPr>
-          <w:rFonts w:ascii="Arial" w:hAnsi="Arial"/>
+          <w:rFonts w:ascii="Aptos" w:hAnsi="Aptos"/>
           <w:b/>
           <w:i w:val="0"/>
           <w:color w:val="000000"/>
@@ -183,7 +183,7 @@
       </w:r>
       <w:r>
         <w:rPr>
-          <w:rFonts w:ascii="Arial" w:hAnsi="Arial"/>
+          <w:rFonts w:ascii="Aptos" w:hAnsi="Aptos"/>
           <w:b w:val="0"/>
           <w:i w:val="0"/>
           <w:color w:val="000000"/>
@@ -198,7 +198,7 @@
       </w:pPr>
       <w:r>
         <w:rPr>
-          <w:rFonts w:ascii="Arial" w:hAnsi="Arial"/>
+          <w:rFonts w:ascii="Aptos" w:hAnsi="Aptos"/>
           <w:b/>
           <w:i w:val="0"/>
           <w:color w:val="000000"/>
@@ -208,7 +208,7 @@
       </w:r>
       <w:r>
         <w:rPr>
-          <w:rFonts w:ascii="Arial" w:hAnsi="Arial"/>
+          <w:rFonts w:ascii="Aptos" w:hAnsi="Aptos"/>
           <w:b w:val="0"/>
           <w:i w:val="0"/>
           <w:color w:val="000000"/>
@@ -223,7 +223,7 @@
       </w:pPr>
       <w:r>
         <w:rPr>
-          <w:rFonts w:ascii="Arial" w:hAnsi="Arial"/>
+          <w:rFonts w:ascii="Aptos" w:hAnsi="Aptos"/>
           <w:b/>
           <w:i w:val="0"/>
           <w:color w:val="000000"/>
@@ -233,7 +233,7 @@
       </w:r>
       <w:r>
         <w:rPr>
-          <w:rFonts w:ascii="Arial" w:hAnsi="Arial"/>
+          <w:rFonts w:ascii="Aptos" w:hAnsi="Aptos"/>
           <w:b w:val="0"/>
           <w:i w:val="0"/>
           <w:color w:val="000000"/>
@@ -248,7 +248,7 @@
       </w:pPr>
       <w:r>
         <w:rPr>
-          <w:rFonts w:ascii="Arial" w:hAnsi="Arial"/>
+          <w:rFonts w:ascii="Aptos" w:hAnsi="Aptos"/>
           <w:b/>
           <w:i w:val="0"/>
           <w:color w:val="000000"/>
@@ -258,7 +258,7 @@
       </w:r>
       <w:r>
         <w:rPr>
-          <w:rFonts w:ascii="Arial" w:hAnsi="Arial"/>
+          <w:rFonts w:ascii="Aptos" w:hAnsi="Aptos"/>
           <w:b w:val="0"/>
           <w:i w:val="0"/>
           <w:color w:val="000000"/>
@@ -273,7 +273,7 @@
       </w:pPr>
       <w:r>
         <w:rPr>
-          <w:rFonts w:ascii="Arial" w:hAnsi="Arial"/>
+          <w:rFonts w:ascii="Aptos" w:hAnsi="Aptos"/>
           <w:b/>
           <w:i w:val="0"/>
           <w:color w:val="000000"/>
@@ -283,7 +283,7 @@
       </w:r>
       <w:r>
         <w:rPr>
-          <w:rFonts w:ascii="Arial" w:hAnsi="Arial"/>
+          <w:rFonts w:ascii="Aptos" w:hAnsi="Aptos"/>
           <w:b w:val="0"/>
           <w:i w:val="0"/>
           <w:color w:val="000000"/>
@@ -298,7 +298,7 @@
       </w:pPr>
       <w:r>
         <w:rPr>
-          <w:rFonts w:ascii="Arial" w:hAnsi="Arial"/>
+          <w:rFonts w:ascii="Aptos" w:hAnsi="Aptos"/>
           <w:b/>
           <w:i w:val="0"/>
           <w:color w:val="000000"/>
@@ -308,7 +308,7 @@
       </w:r>
       <w:r>
         <w:rPr>
-          <w:rFonts w:ascii="Arial" w:hAnsi="Arial"/>
+          <w:rFonts w:ascii="Aptos" w:hAnsi="Aptos"/>
           <w:b w:val="0"/>
           <w:i w:val="0"/>
           <w:color w:val="000000"/>
@@ -323,7 +323,7 @@
       </w:pPr>
       <w:r>
         <w:rPr>
-          <w:rFonts w:ascii="Arial" w:hAnsi="Arial"/>
+          <w:rFonts w:ascii="Aptos" w:hAnsi="Aptos"/>
           <w:b/>
           <w:i w:val="0"/>
           <w:color w:val="000000"/>
@@ -333,7 +333,7 @@
       </w:r>
       <w:r>
         <w:rPr>
-          <w:rFonts w:ascii="Arial" w:hAnsi="Arial"/>
+          <w:rFonts w:ascii="Aptos" w:hAnsi="Aptos"/>
           <w:b w:val="0"/>
           <w:i w:val="0"/>
           <w:color w:val="000000"/>
@@ -348,7 +348,7 @@
       </w:pPr>
       <w:r>
         <w:rPr>
-          <w:rFonts w:ascii="Arial" w:hAnsi="Arial"/>
+          <w:rFonts w:ascii="Aptos" w:hAnsi="Aptos"/>
           <w:b/>
           <w:i w:val="0"/>
           <w:color w:val="000000"/>
@@ -358,7 +358,7 @@
       </w:r>
       <w:r>
         <w:rPr>
-          <w:rFonts w:ascii="Arial" w:hAnsi="Arial"/>
+          <w:rFonts w:ascii="Aptos" w:hAnsi="Aptos"/>
           <w:b w:val="0"/>
           <w:i w:val="0"/>
           <w:color w:val="000000"/>
@@ -373,7 +373,7 @@
       </w:pPr>
       <w:r>
         <w:rPr>
-          <w:rFonts w:ascii="Arial" w:hAnsi="Arial"/>
+          <w:rFonts w:ascii="Aptos" w:hAnsi="Aptos"/>
           <w:b/>
           <w:i w:val="0"/>
           <w:color w:val="000000"/>
@@ -383,7 +383,7 @@
       </w:r>
       <w:r>
         <w:rPr>
-          <w:rFonts w:ascii="Arial" w:hAnsi="Arial"/>
+          <w:rFonts w:ascii="Aptos" w:hAnsi="Aptos"/>
           <w:b w:val="0"/>
           <w:i w:val="0"/>
           <w:color w:val="000000"/>
@@ -398,7 +398,7 @@
       </w:pPr>
       <w:r>
         <w:rPr>
-          <w:rFonts w:ascii="Arial" w:hAnsi="Arial"/>
+          <w:rFonts w:ascii="Aptos" w:hAnsi="Aptos"/>
           <w:b/>
           <w:i w:val="0"/>
           <w:color w:val="000000"/>
@@ -408,7 +408,7 @@
       </w:r>
       <w:r>
         <w:rPr>
-          <w:rFonts w:ascii="Arial" w:hAnsi="Arial"/>
+          <w:rFonts w:ascii="Aptos" w:hAnsi="Aptos"/>
           <w:b w:val="0"/>
           <w:i w:val="0"/>
           <w:color w:val="000000"/>
@@ -2372,7 +2372,17 @@
           <w:color w:val="000000"/>
           <w:sz w:val="24"/>
         </w:rPr>
-        <w:t>System Stability</w:t>
+        <w:t xml:space="preserve">System </w:t>
+      </w:r>
+      <w:r>
+        <w:rPr>
+          <w:rFonts w:ascii="Aptos" w:hAnsi="Aptos"/>
+          <w:b/>
+          <w:i w:val="0"/>
+          <w:color w:val="000000"/>
+          <w:sz w:val="24"/>
+        </w:rPr>
+        <w:t>Performance &amp; Usability</w:t>
       </w:r>
     </w:p>
     <w:p>
@@ -2382,7 +2392,7 @@
       <w:r>
         <w:rPr>
           <w:rFonts w:ascii="Aptos" w:hAnsi="Aptos"/>
-          <w:b/>
+          <w:b w:val="0"/>
           <w:i w:val="0"/>
           <w:color w:val="000000"/>
           <w:sz w:val="24"/>
@@ -2407,7 +2417,7 @@
       <w:r>
         <w:rPr>
           <w:rFonts w:ascii="Aptos" w:hAnsi="Aptos"/>
-          <w:b/>
+          <w:b w:val="0"/>
           <w:i w:val="0"/>
           <w:color w:val="000000"/>
           <w:sz w:val="24"/>
@@ -2432,7 +2442,7 @@
       <w:r>
         <w:rPr>
           <w:rFonts w:ascii="Aptos" w:hAnsi="Aptos"/>
-          <w:b/>
+          <w:b w:val="0"/>
           <w:i w:val="0"/>
           <w:color w:val="000000"/>
           <w:sz w:val="24"/>
@@ -2457,7 +2467,7 @@
       <w:r>
         <w:rPr>
           <w:rFonts w:ascii="Aptos" w:hAnsi="Aptos"/>
-          <w:b/>
+          <w:b w:val="0"/>
           <w:i w:val="0"/>
           <w:color w:val="000000"/>
           <w:sz w:val="24"/>
@@ -2497,7 +2507,7 @@
       <w:r>
         <w:rPr>
           <w:rFonts w:ascii="Aptos" w:hAnsi="Aptos"/>
-          <w:b/>
+          <w:b w:val="0"/>
           <w:i w:val="0"/>
           <w:color w:val="000000"/>
           <w:sz w:val="24"/>
@@ -2522,7 +2532,7 @@
       <w:r>
         <w:rPr>
           <w:rFonts w:ascii="Aptos" w:hAnsi="Aptos"/>
-          <w:b/>
+          <w:b w:val="0"/>
           <w:i w:val="0"/>
           <w:color w:val="000000"/>
           <w:sz w:val="24"/>
@@ -2547,7 +2557,7 @@
       <w:r>
         <w:rPr>
           <w:rFonts w:ascii="Aptos" w:hAnsi="Aptos"/>
-          <w:b/>
+          <w:b w:val="0"/>
           <w:i w:val="0"/>
           <w:color w:val="000000"/>
           <w:sz w:val="24"/>
@@ -2572,7 +2582,7 @@
       <w:r>
         <w:rPr>
           <w:rFonts w:ascii="Aptos" w:hAnsi="Aptos"/>
-          <w:b/>
+          <w:b w:val="0"/>
           <w:i w:val="0"/>
           <w:color w:val="000000"/>
           <w:sz w:val="24"/>
@@ -2612,7 +2622,7 @@
       <w:r>
         <w:rPr>
           <w:rFonts w:ascii="Aptos" w:hAnsi="Aptos"/>
-          <w:b/>
+          <w:b w:val="0"/>
           <w:i w:val="0"/>
           <w:color w:val="000000"/>
           <w:sz w:val="24"/>
@@ -2637,7 +2647,7 @@
       <w:r>
         <w:rPr>
           <w:rFonts w:ascii="Aptos" w:hAnsi="Aptos"/>
-          <w:b/>
+          <w:b w:val="0"/>
           <w:i w:val="0"/>
           <w:color w:val="000000"/>
           <w:sz w:val="24"/>
@@ -2662,7 +2672,7 @@
       <w:r>
         <w:rPr>
           <w:rFonts w:ascii="Aptos" w:hAnsi="Aptos"/>
-          <w:b/>
+          <w:b w:val="0"/>
           <w:i w:val="0"/>
           <w:color w:val="000000"/>
           <w:sz w:val="24"/>
@@ -2687,12 +2697,12 @@
       <w:r>
         <w:rPr>
           <w:rFonts w:ascii="Aptos" w:hAnsi="Aptos"/>
-          <w:b w:val="0"/>
+          <w:b/>
           <w:i w:val="0"/>
           <w:color w:val="000000"/>
           <w:sz w:val="24"/>
         </w:rPr>
-        <w:t>Other</w:t>
+        <w:t>Camino Challenges</w:t>
       </w:r>
     </w:p>
     <w:p>
@@ -2702,12 +2712,12 @@
       <w:r>
         <w:rPr>
           <w:rFonts w:ascii="Aptos" w:hAnsi="Aptos"/>
-          <w:b/>
+          <w:b w:val="0"/>
           <w:i w:val="0"/>
           <w:color w:val="000000"/>
           <w:sz w:val="24"/>
         </w:rPr>
-        <w:t>Camino Challenges</w:t>
+        <w:t>Duplicate Data Entry: Information must often be entered into both IPS and Camino.</w:t>
       </w:r>
     </w:p>
     <w:p>
@@ -2717,22 +2727,12 @@
       <w:r>
         <w:rPr>
           <w:rFonts w:ascii="Aptos" w:hAnsi="Aptos"/>
-          <w:b/>
+          <w:b w:val="0"/>
           <w:i w:val="0"/>
           <w:color w:val="000000"/>
           <w:sz w:val="24"/>
         </w:rPr>
-        <w:t>Duplicate Data Entry:</w:t>
-      </w:r>
-      <w:r>
-        <w:rPr>
-          <w:rFonts w:ascii="Aptos" w:hAnsi="Aptos"/>
-          <w:b w:val="0"/>
-          <w:i w:val="0"/>
-          <w:color w:val="000000"/>
-          <w:sz w:val="24"/>
-        </w:rPr>
-        <w:t xml:space="preserve"> Information must often be entered into both IPS and Camino.</w:t>
+        <w:t>Poor Integration: Limited integration between Camino and IPS.</w:t>
       </w:r>
     </w:p>
     <w:p>
@@ -2742,22 +2742,12 @@
       <w:r>
         <w:rPr>
           <w:rFonts w:ascii="Aptos" w:hAnsi="Aptos"/>
-          <w:b/>
+          <w:b w:val="0"/>
           <w:i w:val="0"/>
           <w:color w:val="000000"/>
           <w:sz w:val="24"/>
         </w:rPr>
-        <w:t>Poor Integration:</w:t>
-      </w:r>
-      <w:r>
-        <w:rPr>
-          <w:rFonts w:ascii="Aptos" w:hAnsi="Aptos"/>
-          <w:b w:val="0"/>
-          <w:i w:val="0"/>
-          <w:color w:val="000000"/>
-          <w:sz w:val="24"/>
-        </w:rPr>
-        <w:t xml:space="preserve"> Limited integration between Camino and IPS.</w:t>
+        <w:t>Split Workflows: Licensing, permitting, and registry processes span multiple systems.</w:t>
       </w:r>
     </w:p>
     <w:p>
@@ -2767,12 +2757,12 @@
       <w:r>
         <w:rPr>
           <w:rFonts w:ascii="Aptos" w:hAnsi="Aptos"/>
-          <w:b/>
+          <w:b w:val="0"/>
           <w:i w:val="0"/>
           <w:color w:val="000000"/>
           <w:sz w:val="24"/>
         </w:rPr>
-        <w:t>Split Workflows:</w:t>
+        <w:t>Application Processing Complexity: Certain workflows became more complicated after Camino implementation</w:t>
       </w:r>
       <w:r>
         <w:rPr>
@@ -2782,7 +2772,7 @@
           <w:color w:val="000000"/>
           <w:sz w:val="24"/>
         </w:rPr>
-        <w:t xml:space="preserve"> Licensing, permitting, and registry processes span multiple systems.</w:t>
+        <w:t xml:space="preserve">.  </w:t>
       </w:r>
     </w:p>
     <w:p>
@@ -2792,22 +2782,12 @@
       <w:r>
         <w:rPr>
           <w:rFonts w:ascii="Aptos" w:hAnsi="Aptos"/>
-          <w:b/>
+          <w:b w:val="0"/>
           <w:i w:val="0"/>
           <w:color w:val="000000"/>
           <w:sz w:val="24"/>
         </w:rPr>
-        <w:t>Application Processing Complexity:</w:t>
-      </w:r>
-      <w:r>
-        <w:rPr>
-          <w:rFonts w:ascii="Aptos" w:hAnsi="Aptos"/>
-          <w:b w:val="0"/>
-          <w:i w:val="0"/>
-          <w:color w:val="000000"/>
-          <w:sz w:val="24"/>
-        </w:rPr>
-        <w:t xml:space="preserve"> Certain workflows became more complicated after Camino implementation.  </w:t>
+        <w:t>Other</w:t>
       </w:r>
     </w:p>
     <w:p>
@@ -2832,7 +2812,7 @@
       <w:r>
         <w:rPr>
           <w:rFonts w:ascii="Aptos" w:hAnsi="Aptos"/>
-          <w:b/>
+          <w:b w:val="0"/>
           <w:i w:val="0"/>
           <w:color w:val="000000"/>
           <w:sz w:val="24"/>
@@ -2857,7 +2837,7 @@
       <w:r>
         <w:rPr>
           <w:rFonts w:ascii="Aptos" w:hAnsi="Aptos"/>
-          <w:b/>
+          <w:b w:val="0"/>
           <w:i w:val="0"/>
           <w:color w:val="000000"/>
           <w:sz w:val="24"/>
@@ -2882,7 +2862,7 @@
       <w:r>
         <w:rPr>
           <w:rFonts w:ascii="Aptos" w:hAnsi="Aptos"/>
-          <w:b/>
+          <w:b w:val="0"/>
           <w:i w:val="0"/>
           <w:color w:val="000000"/>
           <w:sz w:val="24"/>
@@ -2907,7 +2887,7 @@
       <w:r>
         <w:rPr>
           <w:rFonts w:ascii="Aptos" w:hAnsi="Aptos"/>
-          <w:b/>
+          <w:b w:val="0"/>
           <w:i w:val="0"/>
           <w:color w:val="000000"/>
           <w:sz w:val="24"/>
@@ -2947,7 +2927,7 @@
       <w:r>
         <w:rPr>
           <w:rFonts w:ascii="Aptos" w:hAnsi="Aptos"/>
-          <w:b/>
+          <w:b w:val="0"/>
           <w:i w:val="0"/>
           <w:color w:val="000000"/>
           <w:sz w:val="24"/>
@@ -2972,7 +2952,7 @@
       <w:r>
         <w:rPr>
           <w:rFonts w:ascii="Aptos" w:hAnsi="Aptos"/>
-          <w:b/>
+          <w:b w:val="0"/>
           <w:i w:val="0"/>
           <w:color w:val="000000"/>
           <w:sz w:val="24"/>
@@ -2997,7 +2977,7 @@
       <w:r>
         <w:rPr>
           <w:rFonts w:ascii="Aptos" w:hAnsi="Aptos"/>
-          <w:b/>
+          <w:b w:val="0"/>
           <w:i w:val="0"/>
           <w:color w:val="000000"/>
           <w:sz w:val="24"/>
@@ -3067,7 +3047,7 @@
       <w:r>
         <w:rPr>
           <w:rFonts w:ascii="Aptos" w:hAnsi="Aptos"/>
-          <w:b/>
+          <w:b w:val="0"/>
           <w:i w:val="0"/>
           <w:color w:val="000000"/>
           <w:sz w:val="24"/>
@@ -3092,7 +3072,7 @@
       <w:r>
         <w:rPr>
           <w:rFonts w:ascii="Aptos" w:hAnsi="Aptos"/>
-          <w:b/>
+          <w:b w:val="0"/>
           <w:i w:val="0"/>
           <w:color w:val="000000"/>
           <w:sz w:val="24"/>
@@ -3117,7 +3097,7 @@
       <w:r>
         <w:rPr>
           <w:rFonts w:ascii="Aptos" w:hAnsi="Aptos"/>
-          <w:b/>
+          <w:b w:val="0"/>
           <w:i w:val="0"/>
           <w:color w:val="000000"/>
           <w:sz w:val="24"/>
@@ -3142,7 +3122,7 @@
       <w:r>
         <w:rPr>
           <w:rFonts w:ascii="Aptos" w:hAnsi="Aptos"/>
-          <w:b/>
+          <w:b w:val="0"/>
           <w:i w:val="0"/>
           <w:color w:val="000000"/>
           <w:sz w:val="24"/>
@@ -3167,7 +3147,7 @@
       <w:r>
         <w:rPr>
           <w:rFonts w:ascii="Aptos" w:hAnsi="Aptos"/>
-          <w:b/>
+          <w:b w:val="0"/>
           <w:i w:val="0"/>
           <w:color w:val="000000"/>
           <w:sz w:val="24"/>
@@ -3207,7 +3187,7 @@
       <w:r>
         <w:rPr>
           <w:rFonts w:ascii="Aptos" w:hAnsi="Aptos"/>
-          <w:b/>
+          <w:b w:val="0"/>
           <w:i w:val="0"/>
           <w:color w:val="000000"/>
           <w:sz w:val="24"/>
@@ -3232,7 +3212,7 @@
       <w:r>
         <w:rPr>
           <w:rFonts w:ascii="Aptos" w:hAnsi="Aptos"/>
-          <w:b/>
+          <w:b w:val="0"/>
           <w:i w:val="0"/>
           <w:color w:val="000000"/>
           <w:sz w:val="24"/>
@@ -3257,7 +3237,7 @@
       <w:r>
         <w:rPr>
           <w:rFonts w:ascii="Aptos" w:hAnsi="Aptos"/>
-          <w:b/>
+          <w:b w:val="0"/>
           <w:i w:val="0"/>
           <w:color w:val="000000"/>
           <w:sz w:val="24"/>
@@ -3282,7 +3262,7 @@
       <w:r>
         <w:rPr>
           <w:rFonts w:ascii="Aptos" w:hAnsi="Aptos"/>
-          <w:b/>
+          <w:b w:val="0"/>
           <w:i w:val="0"/>
           <w:color w:val="000000"/>
           <w:sz w:val="24"/>
@@ -3297,7 +3277,17 @@
           <w:color w:val="000000"/>
           <w:sz w:val="24"/>
         </w:rPr>
-        <w:t xml:space="preserve"> Automatically route tasks and communications.  </w:t>
+        <w:t xml:space="preserve"> </w:t>
+      </w:r>
+      <w:r>
+        <w:rPr>
+          <w:rFonts w:ascii="Aptos" w:hAnsi="Aptos"/>
+          <w:b w:val="0"/>
+          <w:i w:val="0"/>
+          <w:color w:val="000000"/>
+          <w:sz w:val="24"/>
+        </w:rPr>
+        <w:t xml:space="preserve">Automatically route tasks and communications.  </w:t>
       </w:r>
     </w:p>
     <w:p>
@@ -3322,7 +3312,7 @@
       <w:r>
         <w:rPr>
           <w:rFonts w:ascii="Aptos" w:hAnsi="Aptos"/>
-          <w:b/>
+          <w:b w:val="0"/>
           <w:i w:val="0"/>
           <w:color w:val="000000"/>
           <w:sz w:val="24"/>
@@ -3347,7 +3337,7 @@
       <w:r>
         <w:rPr>
           <w:rFonts w:ascii="Aptos" w:hAnsi="Aptos"/>
-          <w:b/>
+          <w:b w:val="0"/>
           <w:i w:val="0"/>
           <w:color w:val="000000"/>
           <w:sz w:val="24"/>
@@ -3372,7 +3362,7 @@
       <w:r>
         <w:rPr>
           <w:rFonts w:ascii="Aptos" w:hAnsi="Aptos"/>
-          <w:b/>
+          <w:b w:val="0"/>
           <w:i w:val="0"/>
           <w:color w:val="000000"/>
           <w:sz w:val="24"/>
@@ -3387,7 +3377,17 @@
           <w:color w:val="000000"/>
           <w:sz w:val="24"/>
         </w:rPr>
-        <w:t xml:space="preserve"> Preserve IPS capabilities for scheduling, certificate generation, and record keeping.  </w:t>
+        <w:t xml:space="preserve"> </w:t>
+      </w:r>
+      <w:r>
+        <w:rPr>
+          <w:rFonts w:ascii="Aptos" w:hAnsi="Aptos"/>
+          <w:b w:val="0"/>
+          <w:i w:val="0"/>
+          <w:color w:val="000000"/>
+          <w:sz w:val="24"/>
+        </w:rPr>
+        <w:t xml:space="preserve">Preserve IPS capabilities for scheduling, certificate generation, and record keeping.  </w:t>
       </w:r>
     </w:p>
     <w:p>
@@ -3397,12 +3397,12 @@
       <w:r>
         <w:rPr>
           <w:rFonts w:ascii="Aptos" w:hAnsi="Aptos"/>
-          <w:b w:val="0"/>
+          <w:b/>
           <w:i w:val="0"/>
           <w:color w:val="000000"/>
           <w:sz w:val="24"/>
         </w:rPr>
-        <w:t>Other</w:t>
+        <w:t>System Integration</w:t>
       </w:r>
     </w:p>
     <w:p>
@@ -3412,12 +3412,12 @@
       <w:r>
         <w:rPr>
           <w:rFonts w:ascii="Aptos" w:hAnsi="Aptos"/>
-          <w:b/>
+          <w:b w:val="0"/>
           <w:i w:val="0"/>
           <w:color w:val="000000"/>
           <w:sz w:val="24"/>
         </w:rPr>
-        <w:t>System Integration</w:t>
+        <w:t>Full IPS-Camino Integration: Eliminate duplicate entry between systems.</w:t>
       </w:r>
     </w:p>
     <w:p>
@@ -3427,22 +3427,12 @@
       <w:r>
         <w:rPr>
           <w:rFonts w:ascii="Aptos" w:hAnsi="Aptos"/>
-          <w:b/>
+          <w:b w:val="0"/>
           <w:i w:val="0"/>
           <w:color w:val="000000"/>
           <w:sz w:val="24"/>
         </w:rPr>
-        <w:t>Full IPS-Camino Integration:</w:t>
-      </w:r>
-      <w:r>
-        <w:rPr>
-          <w:rFonts w:ascii="Aptos" w:hAnsi="Aptos"/>
-          <w:b w:val="0"/>
-          <w:i w:val="0"/>
-          <w:color w:val="000000"/>
-          <w:sz w:val="24"/>
-        </w:rPr>
-        <w:t xml:space="preserve"> Eliminate duplicate entry between systems.</w:t>
+        <w:t>Unified Application Platform: Connect licensing, registry, certificate, scheduling, and permitting functions.</w:t>
       </w:r>
     </w:p>
     <w:p>
@@ -3452,12 +3442,12 @@
       <w:r>
         <w:rPr>
           <w:rFonts w:ascii="Aptos" w:hAnsi="Aptos"/>
-          <w:b/>
+          <w:b w:val="0"/>
           <w:i w:val="0"/>
           <w:color w:val="000000"/>
           <w:sz w:val="24"/>
         </w:rPr>
-        <w:t>Unified Application Platform:</w:t>
+        <w:t xml:space="preserve">Centralized Property Records: Create </w:t>
       </w:r>
       <w:r>
         <w:rPr>
@@ -3467,7 +3457,27 @@
           <w:color w:val="000000"/>
           <w:sz w:val="24"/>
         </w:rPr>
-        <w:t xml:space="preserve"> Connect licensing, registry, certificate, scheduling, and permitting functions.</w:t>
+        <w:t>a single source</w:t>
+      </w:r>
+      <w:r>
+        <w:rPr>
+          <w:rFonts w:ascii="Aptos" w:hAnsi="Aptos"/>
+          <w:b w:val="0"/>
+          <w:i w:val="0"/>
+          <w:color w:val="000000"/>
+          <w:sz w:val="24"/>
+        </w:rPr>
+        <w:t xml:space="preserve"> of truth for property and application information</w:t>
+      </w:r>
+      <w:r>
+        <w:rPr>
+          <w:rFonts w:ascii="Aptos" w:hAnsi="Aptos"/>
+          <w:b w:val="0"/>
+          <w:i w:val="0"/>
+          <w:color w:val="000000"/>
+          <w:sz w:val="24"/>
+        </w:rPr>
+        <w:t xml:space="preserve">.  </w:t>
       </w:r>
     </w:p>
     <w:p>
@@ -3477,22 +3487,12 @@
       <w:r>
         <w:rPr>
           <w:rFonts w:ascii="Aptos" w:hAnsi="Aptos"/>
-          <w:b/>
+          <w:b w:val="0"/>
           <w:i w:val="0"/>
           <w:color w:val="000000"/>
           <w:sz w:val="24"/>
         </w:rPr>
-        <w:t>Centralized Property Records:</w:t>
-      </w:r>
-      <w:r>
-        <w:rPr>
-          <w:rFonts w:ascii="Aptos" w:hAnsi="Aptos"/>
-          <w:b w:val="0"/>
-          <w:i w:val="0"/>
-          <w:color w:val="000000"/>
-          <w:sz w:val="24"/>
-        </w:rPr>
-        <w:t xml:space="preserve"> Create a single source of truth for property and application information.  </w:t>
+        <w:t>Other</w:t>
       </w:r>
     </w:p>
     <w:p>
@@ -3517,7 +3517,7 @@
       <w:r>
         <w:rPr>
           <w:rFonts w:ascii="Aptos" w:hAnsi="Aptos"/>
-          <w:b/>
+          <w:b w:val="0"/>
           <w:i w:val="0"/>
           <w:color w:val="000000"/>
           <w:sz w:val="24"/>
@@ -3542,7 +3542,7 @@
       <w:r>
         <w:rPr>
           <w:rFonts w:ascii="Aptos" w:hAnsi="Aptos"/>
-          <w:b/>
+          <w:b w:val="0"/>
           <w:i w:val="0"/>
           <w:color w:val="000000"/>
           <w:sz w:val="24"/>
@@ -3567,7 +3567,7 @@
       <w:r>
         <w:rPr>
           <w:rFonts w:ascii="Aptos" w:hAnsi="Aptos"/>
-          <w:b/>
+          <w:b w:val="0"/>
           <w:i w:val="0"/>
           <w:color w:val="000000"/>
           <w:sz w:val="24"/>
@@ -3582,7 +3582,17 @@
           <w:color w:val="000000"/>
           <w:sz w:val="24"/>
         </w:rPr>
-        <w:t xml:space="preserve"> Improve transparency for staff and applicants.  </w:t>
+        <w:t xml:space="preserve"> </w:t>
+      </w:r>
+      <w:r>
+        <w:rPr>
+          <w:rFonts w:ascii="Aptos" w:hAnsi="Aptos"/>
+          <w:b w:val="0"/>
+          <w:i w:val="0"/>
+          <w:color w:val="000000"/>
+          <w:sz w:val="24"/>
+        </w:rPr>
+        <w:t xml:space="preserve">Improve transparency for staff and applicants.  </w:t>
       </w:r>
     </w:p>
     <w:p>
@@ -3607,7 +3617,7 @@
       <w:r>
         <w:rPr>
           <w:rFonts w:ascii="Aptos" w:hAnsi="Aptos"/>
-          <w:b/>
+          <w:b w:val="0"/>
           <w:i w:val="0"/>
           <w:color w:val="000000"/>
           <w:sz w:val="24"/>
@@ -3632,7 +3642,7 @@
       <w:r>
         <w:rPr>
           <w:rFonts w:ascii="Aptos" w:hAnsi="Aptos"/>
-          <w:b/>
+          <w:b w:val="0"/>
           <w:i w:val="0"/>
           <w:color w:val="000000"/>
           <w:sz w:val="24"/>
@@ -3657,7 +3667,7 @@
       <w:r>
         <w:rPr>
           <w:rFonts w:ascii="Aptos" w:hAnsi="Aptos"/>
-          <w:b/>
+          <w:b w:val="0"/>
           <w:i w:val="0"/>
           <w:color w:val="000000"/>
           <w:sz w:val="24"/>
@@ -3672,7 +3682,17 @@
           <w:color w:val="000000"/>
           <w:sz w:val="24"/>
         </w:rPr>
-        <w:t xml:space="preserve"> Simplify interactions with licensing, certificates, and registry processes.  </w:t>
+        <w:t xml:space="preserve"> </w:t>
+      </w:r>
+      <w:r>
+        <w:rPr>
+          <w:rFonts w:ascii="Aptos" w:hAnsi="Aptos"/>
+          <w:b w:val="0"/>
+          <w:i w:val="0"/>
+          <w:color w:val="000000"/>
+          <w:sz w:val="24"/>
+        </w:rPr>
+        <w:t xml:space="preserve">Simplify interactions with licensing, certificates, and registry processes.  </w:t>
       </w:r>
     </w:p>
     <w:p>
@@ -3697,7 +3717,7 @@
       <w:r>
         <w:rPr>
           <w:rFonts w:ascii="Aptos" w:hAnsi="Aptos"/>
-          <w:b/>
+          <w:b w:val="0"/>
           <w:i w:val="0"/>
           <w:color w:val="000000"/>
           <w:sz w:val="24"/>
@@ -3722,7 +3742,7 @@
       <w:r>
         <w:rPr>
           <w:rFonts w:ascii="Aptos" w:hAnsi="Aptos"/>
-          <w:b/>
+          <w:b w:val="0"/>
           <w:i w:val="0"/>
           <w:color w:val="000000"/>
           <w:sz w:val="24"/>
@@ -3747,7 +3767,7 @@
       <w:r>
         <w:rPr>
           <w:rFonts w:ascii="Aptos" w:hAnsi="Aptos"/>
-          <w:b/>
+          <w:b w:val="0"/>
           <w:i w:val="0"/>
           <w:color w:val="000000"/>
           <w:sz w:val="24"/>
@@ -3772,7 +3792,7 @@
       <w:r>
         <w:rPr>
           <w:rFonts w:ascii="Aptos" w:hAnsi="Aptos"/>
-          <w:b/>
+          <w:b w:val="0"/>
           <w:i w:val="0"/>
           <w:color w:val="000000"/>
           <w:sz w:val="24"/>
@@ -3787,7 +3807,17 @@
           <w:color w:val="000000"/>
           <w:sz w:val="24"/>
         </w:rPr>
-        <w:t xml:space="preserve"> Connect licensing, registry, scheduling, and certificate activities into a unified workflow.  </w:t>
+        <w:t xml:space="preserve"> </w:t>
+      </w:r>
+      <w:r>
+        <w:rPr>
+          <w:rFonts w:ascii="Aptos" w:hAnsi="Aptos"/>
+          <w:b w:val="0"/>
+          <w:i w:val="0"/>
+          <w:color w:val="000000"/>
+          <w:sz w:val="24"/>
+        </w:rPr>
+        <w:t xml:space="preserve">Connect licensing, registry, scheduling, and certificate activities into a unified workflow.  </w:t>
       </w:r>
     </w:p>
     <w:sectPr>

--- a/round1/output/docx_sections/CPO CPO Co-Ordinator.docx
+++ b/round1/output/docx_sections/CPO CPO Co-Ordinator.docx
@@ -3007,7 +3007,27 @@
           <w:color w:val="0F4761"/>
           <w:sz w:val="28"/>
         </w:rPr>
-        <w:t>Expectation:</w:t>
+        <w:t>Expect</w:t>
+      </w:r>
+      <w:r>
+        <w:rPr>
+          <w:rFonts w:ascii="Aptos" w:hAnsi="Aptos"/>
+          <w:b w:val="0"/>
+          <w:i w:val="0"/>
+          <w:color w:val="0F4761"/>
+          <w:sz w:val="28"/>
+        </w:rPr>
+        <w:t>ation</w:t>
+      </w:r>
+      <w:r>
+        <w:rPr>
+          <w:rFonts w:ascii="Aptos" w:hAnsi="Aptos"/>
+          <w:b w:val="0"/>
+          <w:i w:val="0"/>
+          <w:color w:val="0F4761"/>
+          <w:sz w:val="28"/>
+        </w:rPr>
+        <w:t>:</w:t>
       </w:r>
     </w:p>
     <w:p>
